--- a/vay vốn.docx
+++ b/vay vốn.docx
@@ -1762,7 +1762,23 @@
           <w:sz w:val="26"/>
           <w:szCs w:val="26"/>
         </w:rPr>
-        <w:t xml:space="preserve">theo học tại trường, anh (chị) Phan Vĩnh Thành </w:t>
+        <w:t xml:space="preserve">theo học tại trường, anh (chị) </w:t>
+      </w:r>
+      <w:r>
+        <w:rPr>
+          <w:rFonts w:ascii="Times New Roman" w:hAnsi="Times New Roman"/>
+          <w:sz w:val="26"/>
+          <w:szCs w:val="26"/>
+        </w:rPr>
+        <w:t>Nguyễn Văn Đức</w:t>
+      </w:r>
+      <w:r>
+        <w:rPr>
+          <w:rFonts w:ascii="Times New Roman" w:hAnsi="Times New Roman"/>
+          <w:sz w:val="26"/>
+          <w:szCs w:val="26"/>
+        </w:rPr>
+        <w:t xml:space="preserve"> </w:t>
       </w:r>
       <w:r>
         <w:rPr>
